--- a/engine/egch_study/EGCH_Bibliography_10-09-2026.docx
+++ b/engine/egch_study/EGCH_Bibliography_10-09-2026.docx
@@ -32604,7 +32604,7 @@
                 <w:color w:val="1C3A36"/>
                 <w:sz w:val="16"/>
               </w:rPr>
-              <w:t>Computed BOTH ways and published side by side rather than averaged, because the two differ by EGP 4.09 a share</w:t>
+              <w:t>Computed BOTH ways and published side by side rather than averaged, because the two differ by EGP 4.11 a share</w:t>
             </w:r>
           </w:p>
         </w:tc>

--- a/engine/egch_study/EGCH_Bibliography_10-09-2026.docx
+++ b/engine/egch_study/EGCH_Bibliography_10-09-2026.docx
@@ -3603,7 +3603,7 @@
           <w:color w:val="1C3A36"/>
           <w:sz w:val="21"/>
         </w:rPr>
-        <w:t>L1 — Primary filing — the company's own statements  (190 inputs)</w:t>
+        <w:t>L1 — Primary filing — the company's own statements  (193 inputs)</w:t>
       </w:r>
     </w:p>
     <w:tbl>
@@ -3752,7 +3752,7 @@
                 <w:color w:val="1C3A36"/>
                 <w:sz w:val="14"/>
               </w:rPr>
-              <w:t>amort_FY2223</w:t>
+              <w:t>abuk_carrying_price</w:t>
             </w:r>
           </w:p>
         </w:tc>
@@ -3770,7 +3770,7 @@
                 <w:color w:val="1C3A36"/>
                 <w:sz w:val="14"/>
               </w:rPr>
-              <w:t>92</w:t>
+              <w:t>81.7</w:t>
             </w:r>
           </w:p>
         </w:tc>
@@ -3788,7 +3788,7 @@
                 <w:color w:val="1C3A36"/>
                 <w:sz w:val="14"/>
               </w:rPr>
-              <w:t>EGP m</w:t>
+              <w:t>EGP/share</w:t>
             </w:r>
           </w:p>
         </w:tc>
@@ -3806,7 +3806,7 @@
                 <w:color w:val="1C3A36"/>
                 <w:sz w:val="14"/>
               </w:rPr>
-              <w:t>2023-10-08</w:t>
+              <w:t>2026-05-21</w:t>
             </w:r>
           </w:p>
         </w:tc>
@@ -3824,7 +3824,7 @@
                 <w:color w:val="1C3A36"/>
                 <w:sz w:val="14"/>
               </w:rPr>
-              <w:t>Audited financial statements, year ended 30 June 2023 (Central Auditing Organization with PKF Rashed Badr &amp; Co, report dated 8 October 2023), amortisation of intangible assets — Modelled split of the depreciation and amortisation charge; flagged</w:t>
+              <w:t>Interim statements, nine months ended 31 March 2026, note 8-1 — the price the holding is carried at, being the 31-March market close</w:t>
             </w:r>
           </w:p>
         </w:tc>
@@ -3844,7 +3844,7 @@
                 <w:color w:val="1C3A36"/>
                 <w:sz w:val="14"/>
               </w:rPr>
-              <w:t>amort_FY2324</w:t>
+              <w:t>abuk_shares_held</w:t>
             </w:r>
           </w:p>
         </w:tc>
@@ -3862,7 +3862,7 @@
                 <w:color w:val="1C3A36"/>
                 <w:sz w:val="14"/>
               </w:rPr>
-              <w:t>110</w:t>
+              <w:t>10,262,324</w:t>
             </w:r>
           </w:p>
         </w:tc>
@@ -3880,7 +3880,7 @@
                 <w:color w:val="1C3A36"/>
                 <w:sz w:val="14"/>
               </w:rPr>
-              <w:t>EGP m</w:t>
+              <w:t>shares</w:t>
             </w:r>
           </w:p>
         </w:tc>
@@ -3898,7 +3898,7 @@
                 <w:color w:val="1C3A36"/>
                 <w:sz w:val="14"/>
               </w:rPr>
-              <w:t>2024-10-23</w:t>
+              <w:t>2026-05-21</w:t>
             </w:r>
           </w:p>
         </w:tc>
@@ -3916,7 +3916,7 @@
                 <w:color w:val="1C3A36"/>
                 <w:sz w:val="14"/>
               </w:rPr>
-              <w:t>Audited financial statements, year ended 30 June 2024 (Central Auditing Organization, report dated 23 October 2024), amortisation of intangible assets — Modelled split of the depreciation and amortisation charge; flagged</w:t>
+              <w:t>Interim statements, nine months ended 31 March 2026, note 8-1 — the Abu Qir Fertilizers holding, carried at EGP 81.70 a share</w:t>
             </w:r>
           </w:p>
         </w:tc>
@@ -3936,7 +3936,7 @@
                 <w:color w:val="1C3A36"/>
                 <w:sz w:val="14"/>
               </w:rPr>
-              <w:t>amort_FY2425</w:t>
+              <w:t>amort_FY2223</w:t>
             </w:r>
           </w:p>
         </w:tc>
@@ -3954,7 +3954,7 @@
                 <w:color w:val="1C3A36"/>
                 <w:sz w:val="14"/>
               </w:rPr>
-              <w:t>119.378</w:t>
+              <w:t>92</w:t>
             </w:r>
           </w:p>
         </w:tc>
@@ -3990,7 +3990,7 @@
                 <w:color w:val="1C3A36"/>
                 <w:sz w:val="14"/>
               </w:rPr>
-              <w:t>2025-09-24</w:t>
+              <w:t>2023-10-08</w:t>
             </w:r>
           </w:p>
         </w:tc>
@@ -4008,7 +4008,7 @@
                 <w:color w:val="1C3A36"/>
                 <w:sz w:val="14"/>
               </w:rPr>
-              <w:t>Audited financial statements, year ended 30 June 2025 (Central Auditing Organization, report dated 23 September 2025), note 10 usufruct intangible</w:t>
+              <w:t>Audited financial statements, year ended 30 June 2023 (Central Auditing Organization with PKF Rashed Badr &amp; Co, report dated 8 October 2023), amortisation of intangible assets — Modelled split of the depreciation and amortisation charge; flagged</w:t>
             </w:r>
           </w:p>
         </w:tc>
@@ -4028,7 +4028,7 @@
                 <w:color w:val="1C3A36"/>
                 <w:sz w:val="14"/>
               </w:rPr>
-              <w:t>an_gran_nitrogen_pct</w:t>
+              <w:t>amort_FY2324</w:t>
             </w:r>
           </w:p>
         </w:tc>
@@ -4046,7 +4046,7 @@
                 <w:color w:val="1C3A36"/>
                 <w:sz w:val="14"/>
               </w:rPr>
-              <w:t>0.335</w:t>
+              <w:t>110</w:t>
             </w:r>
           </w:p>
         </w:tc>
@@ -4064,7 +4064,7 @@
                 <w:color w:val="1C3A36"/>
                 <w:sz w:val="14"/>
               </w:rPr>
-              <w:t>ratio</w:t>
+              <w:t>EGP m</w:t>
             </w:r>
           </w:p>
         </w:tc>
@@ -4082,7 +4082,7 @@
                 <w:color w:val="1C3A36"/>
                 <w:sz w:val="14"/>
               </w:rPr>
-              <w:t>2025-09-24</w:t>
+              <w:t>2024-10-23</w:t>
             </w:r>
           </w:p>
         </w:tc>
@@ -4100,7 +4100,7 @@
                 <w:color w:val="1C3A36"/>
                 <w:sz w:val="14"/>
               </w:rPr>
-              <w:t>Audited financial statements, year ended 30 June 2025 (Central Auditing Organization, report dated 23 September 2025), auditor's product cost table, where the product is named by its grade (granulated ammonium nitrate at 33.5% nitrogen)</w:t>
+              <w:t>Audited financial statements, year ended 30 June 2024 (Central Auditing Organization, report dated 23 October 2024), amortisation of intangible assets — Modelled split of the depreciation and amortisation charge; flagged</w:t>
             </w:r>
           </w:p>
         </w:tc>
@@ -4120,7 +4120,7 @@
                 <w:color w:val="1C3A36"/>
                 <w:sz w:val="14"/>
               </w:rPr>
-              <w:t>anna_cost_egp</w:t>
+              <w:t>amort_FY2425</w:t>
             </w:r>
           </w:p>
         </w:tc>
@@ -4138,7 +4138,7 @@
                 <w:color w:val="1C3A36"/>
                 <w:sz w:val="14"/>
               </w:rPr>
-              <w:t>6,422</w:t>
+              <w:t>119.378</w:t>
             </w:r>
           </w:p>
         </w:tc>
@@ -4192,7 +4192,7 @@
                 <w:color w:val="1C3A36"/>
                 <w:sz w:val="14"/>
               </w:rPr>
-              <w:t>Audited financial statements, year ended 30 June 2025 (Central Auditing Organization, report dated 23 September 2025), note 18-3 — bank-approved investment cost, agreement of 25 June 2025</w:t>
+              <w:t>Audited financial statements, year ended 30 June 2025 (Central Auditing Organization, report dated 23 September 2025), note 10 usufruct intangible</w:t>
             </w:r>
           </w:p>
         </w:tc>
@@ -4212,7 +4212,7 @@
                 <w:color w:val="1C3A36"/>
                 <w:sz w:val="14"/>
               </w:rPr>
-              <w:t>anna_cost_usd</w:t>
+              <w:t>an_gran_nitrogen_pct</w:t>
             </w:r>
           </w:p>
         </w:tc>
@@ -4230,7 +4230,7 @@
                 <w:color w:val="1C3A36"/>
                 <w:sz w:val="14"/>
               </w:rPr>
-              <w:t>278.385</w:t>
+              <w:t>0.335</w:t>
             </w:r>
           </w:p>
         </w:tc>
@@ -4248,7 +4248,7 @@
                 <w:color w:val="1C3A36"/>
                 <w:sz w:val="14"/>
               </w:rPr>
-              <w:t>US$ m</w:t>
+              <w:t>ratio</w:t>
             </w:r>
           </w:p>
         </w:tc>
@@ -4284,7 +4284,7 @@
                 <w:color w:val="1C3A36"/>
                 <w:sz w:val="14"/>
               </w:rPr>
-              <w:t>Audited financial statements, year ended 30 June 2025 (Central Auditing Organization, report dated 23 September 2025), note 18-3</w:t>
+              <w:t>Audited financial statements, year ended 30 June 2025 (Central Auditing Organization, report dated 23 September 2025), auditor's product cost table, where the product is named by its grade (granulated ammonium nitrate at 33.5% nitrogen)</w:t>
             </w:r>
           </w:p>
         </w:tc>
@@ -4304,7 +4304,7 @@
                 <w:color w:val="1C3A36"/>
                 <w:sz w:val="14"/>
               </w:rPr>
-              <w:t>anna_cwip_FY2425</w:t>
+              <w:t>anna_cost_egp</w:t>
             </w:r>
           </w:p>
         </w:tc>
@@ -4322,7 +4322,7 @@
                 <w:color w:val="1C3A36"/>
                 <w:sz w:val="14"/>
               </w:rPr>
-              <w:t>3,746</w:t>
+              <w:t>6,422</w:t>
             </w:r>
           </w:p>
         </w:tc>
@@ -4376,7 +4376,7 @@
                 <w:color w:val="1C3A36"/>
                 <w:sz w:val="14"/>
               </w:rPr>
-              <w:t>Audited financial statements, year ended 30 June 2025 (Central Auditing Organization, report dated 23 September 2025), auditor's report on the project</w:t>
+              <w:t>Audited financial statements, year ended 30 June 2025 (Central Auditing Organization, report dated 23 September 2025), note 18-3 — bank-approved investment cost, agreement of 25 June 2025</w:t>
             </w:r>
           </w:p>
         </w:tc>
@@ -4396,7 +4396,7 @@
                 <w:color w:val="1C3A36"/>
                 <w:sz w:val="14"/>
               </w:rPr>
-              <w:t>anna_loan_egp</w:t>
+              <w:t>anna_cost_usd</w:t>
             </w:r>
           </w:p>
         </w:tc>
@@ -4414,7 +4414,7 @@
                 <w:color w:val="1C3A36"/>
                 <w:sz w:val="14"/>
               </w:rPr>
-              <w:t>5,931</w:t>
+              <w:t>278.385</w:t>
             </w:r>
           </w:p>
         </w:tc>
@@ -4432,7 +4432,7 @@
                 <w:color w:val="1C3A36"/>
                 <w:sz w:val="14"/>
               </w:rPr>
-              <w:t>EGP m</w:t>
+              <w:t>US$ m</w:t>
             </w:r>
           </w:p>
         </w:tc>
@@ -4488,7 +4488,7 @@
                 <w:color w:val="1C3A36"/>
                 <w:sz w:val="14"/>
               </w:rPr>
-              <w:t>anna_loan_usd</w:t>
+              <w:t>anna_cwip_FY2425</w:t>
             </w:r>
           </w:p>
         </w:tc>
@@ -4506,7 +4506,7 @@
                 <w:color w:val="1C3A36"/>
                 <w:sz w:val="14"/>
               </w:rPr>
-              <w:t>82.945</w:t>
+              <w:t>3,746</w:t>
             </w:r>
           </w:p>
         </w:tc>
@@ -4524,7 +4524,7 @@
                 <w:color w:val="1C3A36"/>
                 <w:sz w:val="14"/>
               </w:rPr>
-              <w:t>US$ m</w:t>
+              <w:t>EGP m</w:t>
             </w:r>
           </w:p>
         </w:tc>
@@ -4560,7 +4560,7 @@
                 <w:color w:val="1C3A36"/>
                 <w:sz w:val="14"/>
               </w:rPr>
-              <w:t>Audited financial statements, year ended 30 June 2025 (Central Auditing Organization, report dated 23 September 2025), note 18-3</w:t>
+              <w:t>Audited financial statements, year ended 30 June 2025 (Central Auditing Organization, report dated 23 September 2025), auditor's report on the project</w:t>
             </w:r>
           </w:p>
         </w:tc>
@@ -4580,7 +4580,7 @@
                 <w:color w:val="1C3A36"/>
                 <w:sz w:val="14"/>
               </w:rPr>
-              <w:t>anna_plan_sep2025</w:t>
+              <w:t>anna_loan_egp</w:t>
             </w:r>
           </w:p>
         </w:tc>
@@ -4598,7 +4598,7 @@
                 <w:color w:val="1C3A36"/>
                 <w:sz w:val="14"/>
               </w:rPr>
-              <w:t>0.37</w:t>
+              <w:t>5,931</w:t>
             </w:r>
           </w:p>
         </w:tc>
@@ -4616,7 +4616,7 @@
                 <w:color w:val="1C3A36"/>
                 <w:sz w:val="14"/>
               </w:rPr>
-              <w:t>ratio</w:t>
+              <w:t>EGP m</w:t>
             </w:r>
           </w:p>
         </w:tc>
@@ -4634,7 +4634,7 @@
                 <w:color w:val="1C3A36"/>
                 <w:sz w:val="14"/>
               </w:rPr>
-              <w:t>2025-11-13</w:t>
+              <w:t>2025-09-24</w:t>
             </w:r>
           </w:p>
         </w:tc>
@@ -4652,7 +4652,7 @@
                 <w:color w:val="1C3A36"/>
                 <w:sz w:val="14"/>
               </w:rPr>
-              <w:t>Interim statements, three months ended 30 September 2025, limited review dated 13 November 2025, auditor's report</w:t>
+              <w:t>Audited financial statements, year ended 30 June 2025 (Central Auditing Organization, report dated 23 September 2025), note 18-3</w:t>
             </w:r>
           </w:p>
         </w:tc>
@@ -4672,7 +4672,7 @@
                 <w:color w:val="1C3A36"/>
                 <w:sz w:val="14"/>
               </w:rPr>
-              <w:t>anna_progress_sep2025</w:t>
+              <w:t>anna_loan_usd</w:t>
             </w:r>
           </w:p>
         </w:tc>
@@ -4690,7 +4690,7 @@
                 <w:color w:val="1C3A36"/>
                 <w:sz w:val="14"/>
               </w:rPr>
-              <w:t>0.129</w:t>
+              <w:t>82.945</w:t>
             </w:r>
           </w:p>
         </w:tc>
@@ -4708,7 +4708,7 @@
                 <w:color w:val="1C3A36"/>
                 <w:sz w:val="14"/>
               </w:rPr>
-              <w:t>ratio</w:t>
+              <w:t>US$ m</w:t>
             </w:r>
           </w:p>
         </w:tc>
@@ -4726,7 +4726,7 @@
                 <w:color w:val="1C3A36"/>
                 <w:sz w:val="14"/>
               </w:rPr>
-              <w:t>2025-11-13</w:t>
+              <w:t>2025-09-24</w:t>
             </w:r>
           </w:p>
         </w:tc>
@@ -4744,7 +4744,7 @@
                 <w:color w:val="1C3A36"/>
                 <w:sz w:val="14"/>
               </w:rPr>
-              <w:t>Interim statements, three months ended 30 September 2025, limited review dated 13 November 2025, auditor's report — physical progress against a 37% plan</w:t>
+              <w:t>Audited financial statements, year ended 30 June 2025 (Central Auditing Organization, report dated 23 September 2025), note 18-3</w:t>
             </w:r>
           </w:p>
         </w:tc>
@@ -4764,7 +4764,7 @@
                 <w:color w:val="1C3A36"/>
                 <w:sz w:val="14"/>
               </w:rPr>
-              <w:t>bs_capital_FY2223</w:t>
+              <w:t>anna_plan_sep2025</w:t>
             </w:r>
           </w:p>
         </w:tc>
@@ -4782,7 +4782,7 @@
                 <w:color w:val="1C3A36"/>
                 <w:sz w:val="14"/>
               </w:rPr>
-              <w:t>5,933</w:t>
+              <w:t>0.37</w:t>
             </w:r>
           </w:p>
         </w:tc>
@@ -4800,7 +4800,7 @@
                 <w:color w:val="1C3A36"/>
                 <w:sz w:val="14"/>
               </w:rPr>
-              <w:t>EGP m</w:t>
+              <w:t>ratio</w:t>
             </w:r>
           </w:p>
         </w:tc>
@@ -4818,7 +4818,7 @@
                 <w:color w:val="1C3A36"/>
                 <w:sz w:val="14"/>
               </w:rPr>
-              <w:t>2023-10-08</w:t>
+              <w:t>2025-11-13</w:t>
             </w:r>
           </w:p>
         </w:tc>
@@ -4836,7 +4836,7 @@
                 <w:color w:val="1C3A36"/>
                 <w:sz w:val="14"/>
               </w:rPr>
-              <w:t>Audited financial statements, year ended 30 June 2023 (Central Auditing Organization with PKF Rashed Badr &amp; Co, report dated 8 October 2023), statement of financial position</w:t>
+              <w:t>Interim statements, three months ended 30 September 2025, limited review dated 13 November 2025, auditor's report</w:t>
             </w:r>
           </w:p>
         </w:tc>
@@ -4856,7 +4856,7 @@
                 <w:color w:val="1C3A36"/>
                 <w:sz w:val="14"/>
               </w:rPr>
-              <w:t>bs_capital_FY2324</w:t>
+              <w:t>anna_progress_sep2025</w:t>
             </w:r>
           </w:p>
         </w:tc>
@@ -4874,7 +4874,7 @@
                 <w:color w:val="1C3A36"/>
                 <w:sz w:val="14"/>
               </w:rPr>
-              <w:t>9,933</w:t>
+              <w:t>0.129</w:t>
             </w:r>
           </w:p>
         </w:tc>
@@ -4892,7 +4892,7 @@
                 <w:color w:val="1C3A36"/>
                 <w:sz w:val="14"/>
               </w:rPr>
-              <w:t>EGP m</w:t>
+              <w:t>ratio</w:t>
             </w:r>
           </w:p>
         </w:tc>
@@ -4910,7 +4910,7 @@
                 <w:color w:val="1C3A36"/>
                 <w:sz w:val="14"/>
               </w:rPr>
-              <w:t>2024-10-23</w:t>
+              <w:t>2025-11-13</w:t>
             </w:r>
           </w:p>
         </w:tc>
@@ -4928,7 +4928,7 @@
                 <w:color w:val="1C3A36"/>
                 <w:sz w:val="14"/>
               </w:rPr>
-              <w:t>Audited financial statements, year ended 30 June 2024 (Central Auditing Organization, report dated 23 October 2024), statement of financial position</w:t>
+              <w:t>Interim statements, three months ended 30 September 2025, limited review dated 13 November 2025, auditor's report — physical progress against a 37% plan</w:t>
             </w:r>
           </w:p>
         </w:tc>
@@ -4948,7 +4948,7 @@
                 <w:color w:val="1C3A36"/>
                 <w:sz w:val="14"/>
               </w:rPr>
-              <w:t>bs_capital_FY2425</w:t>
+              <w:t>bs_capital_FY2223</w:t>
             </w:r>
           </w:p>
         </w:tc>
@@ -4966,7 +4966,7 @@
                 <w:color w:val="1C3A36"/>
                 <w:sz w:val="14"/>
               </w:rPr>
-              <w:t>9,933</w:t>
+              <w:t>5,933</w:t>
             </w:r>
           </w:p>
         </w:tc>
@@ -5002,7 +5002,7 @@
                 <w:color w:val="1C3A36"/>
                 <w:sz w:val="14"/>
               </w:rPr>
-              <w:t>2025-09-24</w:t>
+              <w:t>2023-10-08</w:t>
             </w:r>
           </w:p>
         </w:tc>
@@ -5020,7 +5020,7 @@
                 <w:color w:val="1C3A36"/>
                 <w:sz w:val="14"/>
               </w:rPr>
-              <w:t>Audited financial statements, year ended 30 June 2025 (Central Auditing Organization, report dated 23 September 2025), statement of financial position</w:t>
+              <w:t>Audited financial statements, year ended 30 June 2023 (Central Auditing Organization with PKF Rashed Badr &amp; Co, report dated 8 October 2023), statement of financial position</w:t>
             </w:r>
           </w:p>
         </w:tc>
@@ -5040,7 +5040,7 @@
                 <w:color w:val="1C3A36"/>
                 <w:sz w:val="14"/>
               </w:rPr>
-              <w:t>bs_capital_M9FY2526</w:t>
+              <w:t>bs_capital_FY2324</w:t>
             </w:r>
           </w:p>
         </w:tc>
@@ -5094,7 +5094,7 @@
                 <w:color w:val="1C3A36"/>
                 <w:sz w:val="14"/>
               </w:rPr>
-              <w:t>2026-05-21</w:t>
+              <w:t>2024-10-23</w:t>
             </w:r>
           </w:p>
         </w:tc>
@@ -5112,7 +5112,7 @@
                 <w:color w:val="1C3A36"/>
                 <w:sz w:val="14"/>
               </w:rPr>
-              <w:t>Interim statements, nine months ended 31 March 2026, limited review dated 20 May 2026, statement of financial position</w:t>
+              <w:t>Audited financial statements, year ended 30 June 2024 (Central Auditing Organization, report dated 23 October 2024), statement of financial position</w:t>
             </w:r>
           </w:p>
         </w:tc>
@@ -5132,7 +5132,7 @@
                 <w:color w:val="1C3A36"/>
                 <w:sz w:val="14"/>
               </w:rPr>
-              <w:t>bs_cash_FY2223</w:t>
+              <w:t>bs_capital_FY2425</w:t>
             </w:r>
           </w:p>
         </w:tc>
@@ -5150,7 +5150,7 @@
                 <w:color w:val="1C3A36"/>
                 <w:sz w:val="14"/>
               </w:rPr>
-              <w:t>1,416</w:t>
+              <w:t>9,933</w:t>
             </w:r>
           </w:p>
         </w:tc>
@@ -5186,7 +5186,7 @@
                 <w:color w:val="1C3A36"/>
                 <w:sz w:val="14"/>
               </w:rPr>
-              <w:t>2023-10-08</w:t>
+              <w:t>2025-09-24</w:t>
             </w:r>
           </w:p>
         </w:tc>
@@ -5204,7 +5204,7 @@
                 <w:color w:val="1C3A36"/>
                 <w:sz w:val="14"/>
               </w:rPr>
-              <w:t>Audited financial statements, year ended 30 June 2023 (Central Auditing Organization with PKF Rashed Badr &amp; Co, report dated 8 October 2023), statement of financial position</w:t>
+              <w:t>Audited financial statements, year ended 30 June 2025 (Central Auditing Organization, report dated 23 September 2025), statement of financial position</w:t>
             </w:r>
           </w:p>
         </w:tc>
@@ -5224,7 +5224,7 @@
                 <w:color w:val="1C3A36"/>
                 <w:sz w:val="14"/>
               </w:rPr>
-              <w:t>bs_cash_FY2324</w:t>
+              <w:t>bs_capital_M9FY2526</w:t>
             </w:r>
           </w:p>
         </w:tc>
@@ -5242,7 +5242,7 @@
                 <w:color w:val="1C3A36"/>
                 <w:sz w:val="14"/>
               </w:rPr>
-              <w:t>3,103</w:t>
+              <w:t>9,933</w:t>
             </w:r>
           </w:p>
         </w:tc>
@@ -5278,7 +5278,7 @@
                 <w:color w:val="1C3A36"/>
                 <w:sz w:val="14"/>
               </w:rPr>
-              <w:t>2024-10-23</w:t>
+              <w:t>2026-05-21</w:t>
             </w:r>
           </w:p>
         </w:tc>
@@ -5296,7 +5296,7 @@
                 <w:color w:val="1C3A36"/>
                 <w:sz w:val="14"/>
               </w:rPr>
-              <w:t>Audited financial statements, year ended 30 June 2024 (Central Auditing Organization, report dated 23 October 2024), statement of financial position</w:t>
+              <w:t>Interim statements, nine months ended 31 March 2026, limited review dated 20 May 2026, statement of financial position</w:t>
             </w:r>
           </w:p>
         </w:tc>
@@ -5316,7 +5316,7 @@
                 <w:color w:val="1C3A36"/>
                 <w:sz w:val="14"/>
               </w:rPr>
-              <w:t>bs_cash_FY2425</w:t>
+              <w:t>bs_cash_FY2223</w:t>
             </w:r>
           </w:p>
         </w:tc>
@@ -5334,7 +5334,7 @@
                 <w:color w:val="1C3A36"/>
                 <w:sz w:val="14"/>
               </w:rPr>
-              <w:t>3,057</w:t>
+              <w:t>1,416</w:t>
             </w:r>
           </w:p>
         </w:tc>
@@ -5370,7 +5370,7 @@
                 <w:color w:val="1C3A36"/>
                 <w:sz w:val="14"/>
               </w:rPr>
-              <w:t>2025-09-24</w:t>
+              <w:t>2023-10-08</w:t>
             </w:r>
           </w:p>
         </w:tc>
@@ -5388,7 +5388,7 @@
                 <w:color w:val="1C3A36"/>
                 <w:sz w:val="14"/>
               </w:rPr>
-              <w:t>Audited financial statements, year ended 30 June 2025 (Central Auditing Organization, report dated 23 September 2025), statement of financial position</w:t>
+              <w:t>Audited financial statements, year ended 30 June 2023 (Central Auditing Organization with PKF Rashed Badr &amp; Co, report dated 8 October 2023), statement of financial position</w:t>
             </w:r>
           </w:p>
         </w:tc>
@@ -5408,7 +5408,7 @@
                 <w:color w:val="1C3A36"/>
                 <w:sz w:val="14"/>
               </w:rPr>
-              <w:t>bs_cash_M9FY2526</w:t>
+              <w:t>bs_cash_FY2324</w:t>
             </w:r>
           </w:p>
         </w:tc>
@@ -5426,7 +5426,7 @@
                 <w:color w:val="1C3A36"/>
                 <w:sz w:val="14"/>
               </w:rPr>
-              <w:t>4,607</w:t>
+              <w:t>3,103</w:t>
             </w:r>
           </w:p>
         </w:tc>
@@ -5462,7 +5462,7 @@
                 <w:color w:val="1C3A36"/>
                 <w:sz w:val="14"/>
               </w:rPr>
-              <w:t>2026-05-21</w:t>
+              <w:t>2024-10-23</w:t>
             </w:r>
           </w:p>
         </w:tc>
@@ -5480,7 +5480,7 @@
                 <w:color w:val="1C3A36"/>
                 <w:sz w:val="14"/>
               </w:rPr>
-              <w:t>Interim statements, nine months ended 31 March 2026, limited review dated 20 May 2026, statement of financial position</w:t>
+              <w:t>Audited financial statements, year ended 30 June 2024 (Central Auditing Organization, report dated 23 October 2024), statement of financial position</w:t>
             </w:r>
           </w:p>
         </w:tc>
@@ -5500,7 +5500,7 @@
                 <w:color w:val="1C3A36"/>
                 <w:sz w:val="14"/>
               </w:rPr>
-              <w:t>bs_cwip_FY2223</w:t>
+              <w:t>bs_cash_FY2425</w:t>
             </w:r>
           </w:p>
         </w:tc>
@@ -5518,7 +5518,7 @@
                 <w:color w:val="1C3A36"/>
                 <w:sz w:val="14"/>
               </w:rPr>
-              <w:t>56.405</w:t>
+              <w:t>3,057</w:t>
             </w:r>
           </w:p>
         </w:tc>
@@ -5554,7 +5554,7 @@
                 <w:color w:val="1C3A36"/>
                 <w:sz w:val="14"/>
               </w:rPr>
-              <w:t>2023-10-08</w:t>
+              <w:t>2025-09-24</w:t>
             </w:r>
           </w:p>
         </w:tc>
@@ -5572,7 +5572,7 @@
                 <w:color w:val="1C3A36"/>
                 <w:sz w:val="14"/>
               </w:rPr>
-              <w:t>Audited financial statements, year ended 30 June 2023 (Central Auditing Organization with PKF Rashed Badr &amp; Co, report dated 8 October 2023), statement of financial position</w:t>
+              <w:t>Audited financial statements, year ended 30 June 2025 (Central Auditing Organization, report dated 23 September 2025), statement of financial position</w:t>
             </w:r>
           </w:p>
         </w:tc>
@@ -5592,7 +5592,7 @@
                 <w:color w:val="1C3A36"/>
                 <w:sz w:val="14"/>
               </w:rPr>
-              <w:t>bs_cwip_FY2324</w:t>
+              <w:t>bs_cash_M9FY2526</w:t>
             </w:r>
           </w:p>
         </w:tc>
@@ -5610,7 +5610,7 @@
                 <w:color w:val="1C3A36"/>
                 <w:sz w:val="14"/>
               </w:rPr>
-              <w:t>2,535</w:t>
+              <w:t>4,607</w:t>
             </w:r>
           </w:p>
         </w:tc>
@@ -5646,7 +5646,7 @@
                 <w:color w:val="1C3A36"/>
                 <w:sz w:val="14"/>
               </w:rPr>
-              <w:t>2024-10-23</w:t>
+              <w:t>2026-05-21</w:t>
             </w:r>
           </w:p>
         </w:tc>
@@ -5664,7 +5664,7 @@
                 <w:color w:val="1C3A36"/>
                 <w:sz w:val="14"/>
               </w:rPr>
-              <w:t>Audited financial statements, year ended 30 June 2024 (Central Auditing Organization, report dated 23 October 2024), statement of financial position</w:t>
+              <w:t>Interim statements, nine months ended 31 March 2026, limited review dated 20 May 2026, statement of financial position</w:t>
             </w:r>
           </w:p>
         </w:tc>
@@ -5684,7 +5684,7 @@
                 <w:color w:val="1C3A36"/>
                 <w:sz w:val="14"/>
               </w:rPr>
-              <w:t>bs_cwip_FY2425</w:t>
+              <w:t>bs_cwip_FY2223</w:t>
             </w:r>
           </w:p>
         </w:tc>
@@ -5702,7 +5702,7 @@
                 <w:color w:val="1C3A36"/>
                 <w:sz w:val="14"/>
               </w:rPr>
-              <w:t>3,790</w:t>
+              <w:t>56.405</w:t>
             </w:r>
           </w:p>
         </w:tc>
@@ -5738,7 +5738,7 @@
                 <w:color w:val="1C3A36"/>
                 <w:sz w:val="14"/>
               </w:rPr>
-              <w:t>2025-09-24</w:t>
+              <w:t>2023-10-08</w:t>
             </w:r>
           </w:p>
         </w:tc>
@@ -5756,7 +5756,7 @@
                 <w:color w:val="1C3A36"/>
                 <w:sz w:val="14"/>
               </w:rPr>
-              <w:t>Audited financial statements, year ended 30 June 2025 (Central Auditing Organization, report dated 23 September 2025), statement of financial position</w:t>
+              <w:t>Audited financial statements, year ended 30 June 2023 (Central Auditing Organization with PKF Rashed Badr &amp; Co, report dated 8 October 2023), statement of financial position</w:t>
             </w:r>
           </w:p>
         </w:tc>
@@ -5776,7 +5776,7 @@
                 <w:color w:val="1C3A36"/>
                 <w:sz w:val="14"/>
               </w:rPr>
-              <w:t>bs_cwip_M9FY2526</w:t>
+              <w:t>bs_cwip_FY2324</w:t>
             </w:r>
           </w:p>
         </w:tc>
@@ -5794,7 +5794,7 @@
                 <w:color w:val="1C3A36"/>
                 <w:sz w:val="14"/>
               </w:rPr>
-              <w:t>5,654</w:t>
+              <w:t>2,535</w:t>
             </w:r>
           </w:p>
         </w:tc>
@@ -5830,7 +5830,7 @@
                 <w:color w:val="1C3A36"/>
                 <w:sz w:val="14"/>
               </w:rPr>
-              <w:t>2026-05-21</w:t>
+              <w:t>2024-10-23</w:t>
             </w:r>
           </w:p>
         </w:tc>
@@ -5848,7 +5848,7 @@
                 <w:color w:val="1C3A36"/>
                 <w:sz w:val="14"/>
               </w:rPr>
-              <w:t>Interim statements, nine months ended 31 March 2026, limited review dated 20 May 2026, statement of financial position</w:t>
+              <w:t>Audited financial statements, year ended 30 June 2024 (Central Auditing Organization, report dated 23 October 2024), statement of financial position</w:t>
             </w:r>
           </w:p>
         </w:tc>
@@ -5868,7 +5868,7 @@
                 <w:color w:val="1C3A36"/>
                 <w:sz w:val="14"/>
               </w:rPr>
-              <w:t>bs_debt_cur_FY2223</w:t>
+              <w:t>bs_cwip_FY2425</w:t>
             </w:r>
           </w:p>
         </w:tc>
@@ -5886,7 +5886,7 @@
                 <w:color w:val="1C3A36"/>
                 <w:sz w:val="14"/>
               </w:rPr>
-              <w:t>21.391</w:t>
+              <w:t>3,790</w:t>
             </w:r>
           </w:p>
         </w:tc>
@@ -5922,7 +5922,7 @@
                 <w:color w:val="1C3A36"/>
                 <w:sz w:val="14"/>
               </w:rPr>
-              <w:t>2023-10-08</w:t>
+              <w:t>2025-09-24</w:t>
             </w:r>
           </w:p>
         </w:tc>
@@ -5940,7 +5940,7 @@
                 <w:color w:val="1C3A36"/>
                 <w:sz w:val="14"/>
               </w:rPr>
-              <w:t>Audited financial statements, year ended 30 June 2023 (Central Auditing Organization with PKF Rashed Badr &amp; Co, report dated 8 October 2023), statement of financial position</w:t>
+              <w:t>Audited financial statements, year ended 30 June 2025 (Central Auditing Organization, report dated 23 September 2025), statement of financial position</w:t>
             </w:r>
           </w:p>
         </w:tc>
@@ -5960,7 +5960,7 @@
                 <w:color w:val="1C3A36"/>
                 <w:sz w:val="14"/>
               </w:rPr>
-              <w:t>bs_debt_cur_FY2324</w:t>
+              <w:t>bs_cwip_M9FY2526</w:t>
             </w:r>
           </w:p>
         </w:tc>
@@ -5978,7 +5978,7 @@
                 <w:color w:val="1C3A36"/>
                 <w:sz w:val="14"/>
               </w:rPr>
-              <w:t>354.051</w:t>
+              <w:t>5,654</w:t>
             </w:r>
           </w:p>
         </w:tc>
@@ -6014,7 +6014,7 @@
                 <w:color w:val="1C3A36"/>
                 <w:sz w:val="14"/>
               </w:rPr>
-              <w:t>2024-10-23</w:t>
+              <w:t>2026-05-21</w:t>
             </w:r>
           </w:p>
         </w:tc>
@@ -6032,7 +6032,7 @@
                 <w:color w:val="1C3A36"/>
                 <w:sz w:val="14"/>
               </w:rPr>
-              <w:t>Audited financial statements, year ended 30 June 2024 (Central Auditing Organization, report dated 23 October 2024), statement of financial position</w:t>
+              <w:t>Interim statements, nine months ended 31 March 2026, limited review dated 20 May 2026, statement of financial position</w:t>
             </w:r>
           </w:p>
         </w:tc>
@@ -6052,7 +6052,7 @@
                 <w:color w:val="1C3A36"/>
                 <w:sz w:val="14"/>
               </w:rPr>
-              <w:t>bs_debt_cur_FY2425</w:t>
+              <w:t>bs_debt_cur_FY2223</w:t>
             </w:r>
           </w:p>
         </w:tc>
@@ -6070,7 +6070,7 @@
                 <w:color w:val="1C3A36"/>
                 <w:sz w:val="14"/>
               </w:rPr>
-              <w:t>397.314</w:t>
+              <w:t>21.391</w:t>
             </w:r>
           </w:p>
         </w:tc>
@@ -6106,7 +6106,7 @@
                 <w:color w:val="1C3A36"/>
                 <w:sz w:val="14"/>
               </w:rPr>
-              <w:t>2025-09-24</w:t>
+              <w:t>2023-10-08</w:t>
             </w:r>
           </w:p>
         </w:tc>
@@ -6124,7 +6124,7 @@
                 <w:color w:val="1C3A36"/>
                 <w:sz w:val="14"/>
               </w:rPr>
-              <w:t>Audited financial statements, year ended 30 June 2025 (Central Auditing Organization, report dated 23 September 2025), statement of financial position</w:t>
+              <w:t>Audited financial statements, year ended 30 June 2023 (Central Auditing Organization with PKF Rashed Badr &amp; Co, report dated 8 October 2023), statement of financial position</w:t>
             </w:r>
           </w:p>
         </w:tc>
@@ -6144,7 +6144,7 @@
                 <w:color w:val="1C3A36"/>
                 <w:sz w:val="14"/>
               </w:rPr>
-              <w:t>bs_debt_cur_M9FY2526</w:t>
+              <w:t>bs_debt_cur_FY2324</w:t>
             </w:r>
           </w:p>
         </w:tc>
@@ -6162,7 +6162,7 @@
                 <w:color w:val="1C3A36"/>
                 <w:sz w:val="14"/>
               </w:rPr>
-              <w:t>206.994</w:t>
+              <w:t>354.051</w:t>
             </w:r>
           </w:p>
         </w:tc>
@@ -6198,7 +6198,7 @@
                 <w:color w:val="1C3A36"/>
                 <w:sz w:val="14"/>
               </w:rPr>
-              <w:t>2026-05-21</w:t>
+              <w:t>2024-10-23</w:t>
             </w:r>
           </w:p>
         </w:tc>
@@ -6216,7 +6216,7 @@
                 <w:color w:val="1C3A36"/>
                 <w:sz w:val="14"/>
               </w:rPr>
-              <w:t>Interim statements, nine months ended 31 March 2026, limited review dated 20 May 2026, statement of financial position</w:t>
+              <w:t>Audited financial statements, year ended 30 June 2024 (Central Auditing Organization, report dated 23 October 2024), statement of financial position</w:t>
             </w:r>
           </w:p>
         </w:tc>
@@ -6236,7 +6236,7 @@
                 <w:color w:val="1C3A36"/>
                 <w:sz w:val="14"/>
               </w:rPr>
-              <w:t>bs_debt_holdco_FY2223</w:t>
+              <w:t>bs_debt_cur_FY2425</w:t>
             </w:r>
           </w:p>
         </w:tc>
@@ -6254,7 +6254,7 @@
                 <w:color w:val="1C3A36"/>
                 <w:sz w:val="14"/>
               </w:rPr>
-              <w:t>50.266</w:t>
+              <w:t>397.314</w:t>
             </w:r>
           </w:p>
         </w:tc>
@@ -6290,7 +6290,7 @@
                 <w:color w:val="1C3A36"/>
                 <w:sz w:val="14"/>
               </w:rPr>
-              <w:t>2023-10-08</w:t>
+              <w:t>2025-09-24</w:t>
             </w:r>
           </w:p>
         </w:tc>
@@ -6308,7 +6308,7 @@
                 <w:color w:val="1C3A36"/>
                 <w:sz w:val="14"/>
               </w:rPr>
-              <w:t>Audited financial statements, year ended 30 June 2023 (Central Auditing Organization with PKF Rashed Badr &amp; Co, report dated 8 October 2023), statement of financial position</w:t>
+              <w:t>Audited financial statements, year ended 30 June 2025 (Central Auditing Organization, report dated 23 September 2025), statement of financial position</w:t>
             </w:r>
           </w:p>
         </w:tc>
@@ -6328,7 +6328,7 @@
                 <w:color w:val="1C3A36"/>
                 <w:sz w:val="14"/>
               </w:rPr>
-              <w:t>bs_debt_holdco_FY2324</w:t>
+              <w:t>bs_debt_cur_M9FY2526</w:t>
             </w:r>
           </w:p>
         </w:tc>
@@ -6346,7 +6346,7 @@
                 <w:color w:val="1C3A36"/>
                 <w:sz w:val="14"/>
               </w:rPr>
-              <w:t>0</w:t>
+              <w:t>206.994</w:t>
             </w:r>
           </w:p>
         </w:tc>
@@ -6382,7 +6382,7 @@
                 <w:color w:val="1C3A36"/>
                 <w:sz w:val="14"/>
               </w:rPr>
-              <w:t>2024-10-23</w:t>
+              <w:t>2026-05-21</w:t>
             </w:r>
           </w:p>
         </w:tc>
@@ -6400,7 +6400,7 @@
                 <w:color w:val="1C3A36"/>
                 <w:sz w:val="14"/>
               </w:rPr>
-              <w:t>Audited financial statements, year ended 30 June 2024 (Central Auditing Organization, report dated 23 October 2024), statement of financial position</w:t>
+              <w:t>Interim statements, nine months ended 31 March 2026, limited review dated 20 May 2026, statement of financial position</w:t>
             </w:r>
           </w:p>
         </w:tc>
@@ -6420,7 +6420,7 @@
                 <w:color w:val="1C3A36"/>
                 <w:sz w:val="14"/>
               </w:rPr>
-              <w:t>bs_debt_holdco_FY2425</w:t>
+              <w:t>bs_debt_holdco_FY2223</w:t>
             </w:r>
           </w:p>
         </w:tc>
@@ -6438,7 +6438,7 @@
                 <w:color w:val="1C3A36"/>
                 <w:sz w:val="14"/>
               </w:rPr>
-              <w:t>596.896</w:t>
+              <w:t>50.266</w:t>
             </w:r>
           </w:p>
         </w:tc>
@@ -6474,7 +6474,7 @@
                 <w:color w:val="1C3A36"/>
                 <w:sz w:val="14"/>
               </w:rPr>
-              <w:t>2025-09-24</w:t>
+              <w:t>2023-10-08</w:t>
             </w:r>
           </w:p>
         </w:tc>
@@ -6492,7 +6492,7 @@
                 <w:color w:val="1C3A36"/>
                 <w:sz w:val="14"/>
               </w:rPr>
-              <w:t>Audited financial statements, year ended 30 June 2025 (Central Auditing Organization, report dated 23 September 2025), statement of financial position</w:t>
+              <w:t>Audited financial statements, year ended 30 June 2023 (Central Auditing Organization with PKF Rashed Badr &amp; Co, report dated 8 October 2023), statement of financial position</w:t>
             </w:r>
           </w:p>
         </w:tc>
@@ -6512,7 +6512,7 @@
                 <w:color w:val="1C3A36"/>
                 <w:sz w:val="14"/>
               </w:rPr>
-              <w:t>bs_debt_holdco_M9FY2526</w:t>
+              <w:t>bs_debt_holdco_FY2324</w:t>
             </w:r>
           </w:p>
         </w:tc>
@@ -6530,7 +6530,7 @@
                 <w:color w:val="1C3A36"/>
                 <w:sz w:val="14"/>
               </w:rPr>
-              <w:t>45.955</w:t>
+              <w:t>0</w:t>
             </w:r>
           </w:p>
         </w:tc>
@@ -6566,7 +6566,7 @@
                 <w:color w:val="1C3A36"/>
                 <w:sz w:val="14"/>
               </w:rPr>
-              <w:t>2026-05-21</w:t>
+              <w:t>2024-10-23</w:t>
             </w:r>
           </w:p>
         </w:tc>
@@ -6584,7 +6584,7 @@
                 <w:color w:val="1C3A36"/>
                 <w:sz w:val="14"/>
               </w:rPr>
-              <w:t>Interim statements, nine months ended 31 March 2026, limited review dated 20 May 2026, statement of financial position</w:t>
+              <w:t>Audited financial statements, year ended 30 June 2024 (Central Auditing Organization, report dated 23 October 2024), statement of financial position</w:t>
             </w:r>
           </w:p>
         </w:tc>
@@ -6604,7 +6604,7 @@
                 <w:color w:val="1C3A36"/>
                 <w:sz w:val="14"/>
               </w:rPr>
-              <w:t>bs_debt_lt_FY2223</w:t>
+              <w:t>bs_debt_holdco_FY2425</w:t>
             </w:r>
           </w:p>
         </w:tc>
@@ -6622,7 +6622,7 @@
                 <w:color w:val="1C3A36"/>
                 <w:sz w:val="14"/>
               </w:rPr>
-              <w:t>8,425</w:t>
+              <w:t>596.896</w:t>
             </w:r>
           </w:p>
         </w:tc>
@@ -6658,7 +6658,7 @@
                 <w:color w:val="1C3A36"/>
                 <w:sz w:val="14"/>
               </w:rPr>
-              <w:t>2023-10-08</w:t>
+              <w:t>2025-09-24</w:t>
             </w:r>
           </w:p>
         </w:tc>
@@ -6676,7 +6676,7 @@
                 <w:color w:val="1C3A36"/>
                 <w:sz w:val="14"/>
               </w:rPr>
-              <w:t>Audited financial statements, year ended 30 June 2023 (Central Auditing Organization with PKF Rashed Badr &amp; Co, report dated 8 October 2023), statement of financial position</w:t>
+              <w:t>Audited financial statements, year ended 30 June 2025 (Central Auditing Organization, report dated 23 September 2025), statement of financial position</w:t>
             </w:r>
           </w:p>
         </w:tc>
@@ -6696,7 +6696,7 @@
                 <w:color w:val="1C3A36"/>
                 <w:sz w:val="14"/>
               </w:rPr>
-              <w:t>bs_debt_lt_FY2324</w:t>
+              <w:t>bs_debt_holdco_M9FY2526</w:t>
             </w:r>
           </w:p>
         </w:tc>
@@ -6714,7 +6714,7 @@
                 <w:color w:val="1C3A36"/>
                 <w:sz w:val="14"/>
               </w:rPr>
-              <w:t>11,226</w:t>
+              <w:t>45.955</w:t>
             </w:r>
           </w:p>
         </w:tc>
@@ -6750,7 +6750,7 @@
                 <w:color w:val="1C3A36"/>
                 <w:sz w:val="14"/>
               </w:rPr>
-              <w:t>2024-10-23</w:t>
+              <w:t>2026-05-21</w:t>
             </w:r>
           </w:p>
         </w:tc>
@@ -6768,7 +6768,7 @@
                 <w:color w:val="1C3A36"/>
                 <w:sz w:val="14"/>
               </w:rPr>
-              <w:t>Audited financial statements, year ended 30 June 2024 (Central Auditing Organization, report dated 23 October 2024), statement of financial position</w:t>
+              <w:t>Interim statements, nine months ended 31 March 2026, limited review dated 20 May 2026, statement of financial position</w:t>
             </w:r>
           </w:p>
         </w:tc>
@@ -6788,7 +6788,7 @@
                 <w:color w:val="1C3A36"/>
                 <w:sz w:val="14"/>
               </w:rPr>
-              <w:t>bs_debt_lt_FY2425</w:t>
+              <w:t>bs_debt_lt_FY2223</w:t>
             </w:r>
           </w:p>
         </w:tc>
@@ -6806,7 +6806,7 @@
                 <w:color w:val="1C3A36"/>
                 <w:sz w:val="14"/>
               </w:rPr>
-              <w:t>11,183</w:t>
+              <w:t>8,425</w:t>
             </w:r>
           </w:p>
         </w:tc>
@@ -6842,7 +6842,7 @@
                 <w:color w:val="1C3A36"/>
                 <w:sz w:val="14"/>
               </w:rPr>
-              <w:t>2025-09-24</w:t>
+              <w:t>2023-10-08</w:t>
             </w:r>
           </w:p>
         </w:tc>
@@ -6860,7 +6860,7 @@
                 <w:color w:val="1C3A36"/>
                 <w:sz w:val="14"/>
               </w:rPr>
-              <w:t>Audited financial statements, year ended 30 June 2025 (Central Auditing Organization, report dated 23 September 2025), statement of financial position</w:t>
+              <w:t>Audited financial statements, year ended 30 June 2023 (Central Auditing Organization with PKF Rashed Badr &amp; Co, report dated 8 October 2023), statement of financial position</w:t>
             </w:r>
           </w:p>
         </w:tc>
@@ -6880,6 +6880,190 @@
                 <w:color w:val="1C3A36"/>
                 <w:sz w:val="14"/>
               </w:rPr>
+              <w:t>bs_debt_lt_FY2324</w:t>
+            </w:r>
+          </w:p>
+        </w:tc>
+        <w:tc>
+          <w:tcPr>
+            <w:tcW w:type="dxa" w:w="1944"/>
+          </w:tcPr>
+          <w:p>
+            <w:pPr>
+              <w:spacing w:after="20"/>
+              <w:jc w:val="left"/>
+            </w:pPr>
+            <w:r>
+              <w:rPr>
+                <w:color w:val="1C3A36"/>
+                <w:sz w:val="14"/>
+              </w:rPr>
+              <w:t>11,226</w:t>
+            </w:r>
+          </w:p>
+        </w:tc>
+        <w:tc>
+          <w:tcPr>
+            <w:tcW w:type="dxa" w:w="1224"/>
+          </w:tcPr>
+          <w:p>
+            <w:pPr>
+              <w:spacing w:after="20"/>
+              <w:jc w:val="left"/>
+            </w:pPr>
+            <w:r>
+              <w:rPr>
+                <w:color w:val="1C3A36"/>
+                <w:sz w:val="14"/>
+              </w:rPr>
+              <w:t>EGP m</w:t>
+            </w:r>
+          </w:p>
+        </w:tc>
+        <w:tc>
+          <w:tcPr>
+            <w:tcW w:type="dxa" w:w="1152"/>
+          </w:tcPr>
+          <w:p>
+            <w:pPr>
+              <w:spacing w:after="20"/>
+              <w:jc w:val="left"/>
+            </w:pPr>
+            <w:r>
+              <w:rPr>
+                <w:color w:val="1C3A36"/>
+                <w:sz w:val="14"/>
+              </w:rPr>
+              <w:t>2024-10-23</w:t>
+            </w:r>
+          </w:p>
+        </w:tc>
+        <w:tc>
+          <w:tcPr>
+            <w:tcW w:type="dxa" w:w="7344"/>
+          </w:tcPr>
+          <w:p>
+            <w:pPr>
+              <w:spacing w:after="20"/>
+              <w:jc w:val="left"/>
+            </w:pPr>
+            <w:r>
+              <w:rPr>
+                <w:color w:val="1C3A36"/>
+                <w:sz w:val="14"/>
+              </w:rPr>
+              <w:t>Audited financial statements, year ended 30 June 2024 (Central Auditing Organization, report dated 23 October 2024), statement of financial position</w:t>
+            </w:r>
+          </w:p>
+        </w:tc>
+      </w:tr>
+      <w:tr>
+        <w:tc>
+          <w:tcPr>
+            <w:tcW w:type="dxa" w:w="2448"/>
+          </w:tcPr>
+          <w:p>
+            <w:pPr>
+              <w:spacing w:after="20"/>
+              <w:jc w:val="left"/>
+            </w:pPr>
+            <w:r>
+              <w:rPr>
+                <w:color w:val="1C3A36"/>
+                <w:sz w:val="14"/>
+              </w:rPr>
+              <w:t>bs_debt_lt_FY2425</w:t>
+            </w:r>
+          </w:p>
+        </w:tc>
+        <w:tc>
+          <w:tcPr>
+            <w:tcW w:type="dxa" w:w="1944"/>
+          </w:tcPr>
+          <w:p>
+            <w:pPr>
+              <w:spacing w:after="20"/>
+              <w:jc w:val="left"/>
+            </w:pPr>
+            <w:r>
+              <w:rPr>
+                <w:color w:val="1C3A36"/>
+                <w:sz w:val="14"/>
+              </w:rPr>
+              <w:t>11,183</w:t>
+            </w:r>
+          </w:p>
+        </w:tc>
+        <w:tc>
+          <w:tcPr>
+            <w:tcW w:type="dxa" w:w="1224"/>
+          </w:tcPr>
+          <w:p>
+            <w:pPr>
+              <w:spacing w:after="20"/>
+              <w:jc w:val="left"/>
+            </w:pPr>
+            <w:r>
+              <w:rPr>
+                <w:color w:val="1C3A36"/>
+                <w:sz w:val="14"/>
+              </w:rPr>
+              <w:t>EGP m</w:t>
+            </w:r>
+          </w:p>
+        </w:tc>
+        <w:tc>
+          <w:tcPr>
+            <w:tcW w:type="dxa" w:w="1152"/>
+          </w:tcPr>
+          <w:p>
+            <w:pPr>
+              <w:spacing w:after="20"/>
+              <w:jc w:val="left"/>
+            </w:pPr>
+            <w:r>
+              <w:rPr>
+                <w:color w:val="1C3A36"/>
+                <w:sz w:val="14"/>
+              </w:rPr>
+              <w:t>2025-09-24</w:t>
+            </w:r>
+          </w:p>
+        </w:tc>
+        <w:tc>
+          <w:tcPr>
+            <w:tcW w:type="dxa" w:w="7344"/>
+          </w:tcPr>
+          <w:p>
+            <w:pPr>
+              <w:spacing w:after="20"/>
+              <w:jc w:val="left"/>
+            </w:pPr>
+            <w:r>
+              <w:rPr>
+                <w:color w:val="1C3A36"/>
+                <w:sz w:val="14"/>
+              </w:rPr>
+              <w:t>Audited financial statements, year ended 30 June 2025 (Central Auditing Organization, report dated 23 September 2025), statement of financial position</w:t>
+            </w:r>
+          </w:p>
+        </w:tc>
+      </w:tr>
+      <w:tr>
+        <w:tc>
+          <w:tcPr>
+            <w:tcW w:type="dxa" w:w="2448"/>
+          </w:tcPr>
+          <w:p>
+            <w:pPr>
+              <w:spacing w:after="20"/>
+              <w:jc w:val="left"/>
+            </w:pPr>
+            <w:r>
+              <w:rPr>
+                <w:color w:val="1C3A36"/>
+                <w:sz w:val="14"/>
+              </w:rPr>
               <w:t>bs_debt_lt_M9FY2526</w:t>
             </w:r>
           </w:p>
@@ -6953,6 +7137,98 @@
                 <w:sz w:val="14"/>
               </w:rPr>
               <w:t>Interim statements, nine months ended 31 March 2026, limited review dated 20 May 2026, statement of financial position</w:t>
+            </w:r>
+          </w:p>
+        </w:tc>
+      </w:tr>
+      <w:tr>
+        <w:tc>
+          <w:tcPr>
+            <w:tcW w:type="dxa" w:w="2448"/>
+          </w:tcPr>
+          <w:p>
+            <w:pPr>
+              <w:spacing w:after="20"/>
+              <w:jc w:val="left"/>
+            </w:pPr>
+            <w:r>
+              <w:rPr>
+                <w:color w:val="1C3A36"/>
+                <w:sz w:val="14"/>
+              </w:rPr>
+              <w:t>bs_doc_credits_M9FY2526</w:t>
+            </w:r>
+          </w:p>
+        </w:tc>
+        <w:tc>
+          <w:tcPr>
+            <w:tcW w:type="dxa" w:w="1944"/>
+          </w:tcPr>
+          <w:p>
+            <w:pPr>
+              <w:spacing w:after="20"/>
+              <w:jc w:val="left"/>
+            </w:pPr>
+            <w:r>
+              <w:rPr>
+                <w:color w:val="1C3A36"/>
+                <w:sz w:val="14"/>
+              </w:rPr>
+              <w:t>1,407</w:t>
+            </w:r>
+          </w:p>
+        </w:tc>
+        <w:tc>
+          <w:tcPr>
+            <w:tcW w:type="dxa" w:w="1224"/>
+          </w:tcPr>
+          <w:p>
+            <w:pPr>
+              <w:spacing w:after="20"/>
+              <w:jc w:val="left"/>
+            </w:pPr>
+            <w:r>
+              <w:rPr>
+                <w:color w:val="1C3A36"/>
+                <w:sz w:val="14"/>
+              </w:rPr>
+              <w:t>EGP m</w:t>
+            </w:r>
+          </w:p>
+        </w:tc>
+        <w:tc>
+          <w:tcPr>
+            <w:tcW w:type="dxa" w:w="1152"/>
+          </w:tcPr>
+          <w:p>
+            <w:pPr>
+              <w:spacing w:after="20"/>
+              <w:jc w:val="left"/>
+            </w:pPr>
+            <w:r>
+              <w:rPr>
+                <w:color w:val="1C3A36"/>
+                <w:sz w:val="14"/>
+              </w:rPr>
+              <w:t>2026-05-21</w:t>
+            </w:r>
+          </w:p>
+        </w:tc>
+        <w:tc>
+          <w:tcPr>
+            <w:tcW w:type="dxa" w:w="7344"/>
+          </w:tcPr>
+          <w:p>
+            <w:pPr>
+              <w:spacing w:after="20"/>
+              <w:jc w:val="left"/>
+            </w:pPr>
+            <w:r>
+              <w:rPr>
+                <w:color w:val="1C3A36"/>
+                <w:sz w:val="14"/>
+              </w:rPr>
+              <w:t>Interim statements, nine months ended 31 March 2026, limited review dated 20 May 2026, note 11 — letters of credit for goods and services, disclosed WITHIN the EGP 3,378.2mn inventory line. They are prepayments against goods not yet received, not stock: counting them as inventory overstates working capital and the days it implies (165 against 114)</w:t>
             </w:r>
           </w:p>
         </w:tc>
@@ -21234,7 +21510,7 @@
           <w:color w:val="1C3A36"/>
           <w:sz w:val="21"/>
         </w:rPr>
-        <w:t>L2 — Primary market data  (14 inputs)</w:t>
+        <w:t>L2 — Primary market data  (15 inputs)</w:t>
       </w:r>
     </w:p>
     <w:tbl>
@@ -21364,6 +21640,98 @@
                 <w:sz w:val="14"/>
               </w:rPr>
               <w:t>Source and construction</w:t>
+            </w:r>
+          </w:p>
+        </w:tc>
+      </w:tr>
+      <w:tr>
+        <w:tc>
+          <w:tcPr>
+            <w:tcW w:type="dxa" w:w="2448"/>
+          </w:tcPr>
+          <w:p>
+            <w:pPr>
+              <w:spacing w:after="20"/>
+              <w:jc w:val="left"/>
+            </w:pPr>
+            <w:r>
+              <w:rPr>
+                <w:color w:val="1C3A36"/>
+                <w:sz w:val="14"/>
+              </w:rPr>
+              <w:t>abuk_spot_strike</w:t>
+            </w:r>
+          </w:p>
+        </w:tc>
+        <w:tc>
+          <w:tcPr>
+            <w:tcW w:type="dxa" w:w="1944"/>
+          </w:tcPr>
+          <w:p>
+            <w:pPr>
+              <w:spacing w:after="20"/>
+              <w:jc w:val="left"/>
+            </w:pPr>
+            <w:r>
+              <w:rPr>
+                <w:color w:val="1C3A36"/>
+                <w:sz w:val="14"/>
+              </w:rPr>
+              <w:t>94</w:t>
+            </w:r>
+          </w:p>
+        </w:tc>
+        <w:tc>
+          <w:tcPr>
+            <w:tcW w:type="dxa" w:w="1224"/>
+          </w:tcPr>
+          <w:p>
+            <w:pPr>
+              <w:spacing w:after="20"/>
+              <w:jc w:val="left"/>
+            </w:pPr>
+            <w:r>
+              <w:rPr>
+                <w:color w:val="1C3A36"/>
+                <w:sz w:val="14"/>
+              </w:rPr>
+              <w:t>EGP/share</w:t>
+            </w:r>
+          </w:p>
+        </w:tc>
+        <w:tc>
+          <w:tcPr>
+            <w:tcW w:type="dxa" w:w="1152"/>
+          </w:tcPr>
+          <w:p>
+            <w:pPr>
+              <w:spacing w:after="20"/>
+              <w:jc w:val="left"/>
+            </w:pPr>
+            <w:r>
+              <w:rPr>
+                <w:color w:val="1C3A36"/>
+                <w:sz w:val="14"/>
+              </w:rPr>
+              <w:t>2026-09-03</w:t>
+            </w:r>
+          </w:p>
+        </w:tc>
+        <w:tc>
+          <w:tcPr>
+            <w:tcW w:type="dxa" w:w="7344"/>
+          </w:tcPr>
+          <w:p>
+            <w:pPr>
+              <w:spacing w:after="20"/>
+              <w:jc w:val="left"/>
+            </w:pPr>
+            <w:r>
+              <w:rPr>
+                <w:color w:val="1C3A36"/>
+                <w:sz w:val="14"/>
+              </w:rPr>
+              <w:t>Abu Qir Fertilizers closing price on the Egyptian Exchange, 3 September 2026 — the SAME date and the SAME committed price file this study is struck at, engine/prices/SUPPLIED_03-09-2026.json. Read from the file rather than typed beside it, so a stake in a listed company and the company holding it are marked on one date</w:t>
             </w:r>
           </w:p>
         </w:tc>
@@ -24517,7 +24885,7 @@
                 <w:color w:val="1C3A36"/>
                 <w:sz w:val="14"/>
               </w:rPr>
-              <w:t>Mid-cycle ammonium nitrate pricing</w:t>
+              <w:t>Mid-cycle ammonium nitrate pricing — RETIRED as the ANNA pricing basis on 10-09-2026 in favour of the disclosed realisation below; kept registered because the sensitivity grid still prices the alternative</w:t>
             </w:r>
           </w:p>
         </w:tc>
@@ -32604,7 +32972,7 @@
                 <w:color w:val="1C3A36"/>
                 <w:sz w:val="16"/>
               </w:rPr>
-              <w:t>Computed BOTH ways and published side by side rather than averaged, because the two differ by EGP 4.11 a share</w:t>
+              <w:t>Computed BOTH ways and published side by side rather than averaged, because the two differ by EGP 3.53 a share</w:t>
             </w:r>
           </w:p>
         </w:tc>

--- a/engine/egch_study/EGCH_Bibliography_10-09-2026.docx
+++ b/engine/egch_study/EGCH_Bibliography_10-09-2026.docx
@@ -21731,7 +21731,7 @@
                 <w:color w:val="1C3A36"/>
                 <w:sz w:val="14"/>
               </w:rPr>
-              <w:t>Abu Qir Fertilizers closing price on the Egyptian Exchange, 3 September 2026 — the SAME date and the SAME committed price file this study is struck at, engine/prices/SUPPLIED_03-09-2026.json. Read from the file rather than typed beside it, so a stake in a listed company and the company holding it are marked on one date</w:t>
+              <w:t>Abu Qir Fertilizers closing price on the Egyptian Exchange, 3 September 2026 — the SAME date and the SAME committed price file this study is struck at, the supplied-price file this edition is struck from. Read from that file rather than typed beside it, so a stake in a listed company and the company holding it are marked on one date</w:t>
             </w:r>
           </w:p>
         </w:tc>

--- a/engine/egch_study/EGCH_Bibliography_10-09-2026.docx
+++ b/engine/egch_study/EGCH_Bibliography_10-09-2026.docx
@@ -23041,7 +23041,7 @@
           <w:color w:val="1C3A36"/>
           <w:sz w:val="21"/>
         </w:rPr>
-        <w:t>L3 — Official external (regulator, central bank, government)  (13 inputs)</w:t>
+        <w:t>L3 — Official external (regulator, central bank, government)  (14 inputs)</w:t>
       </w:r>
     </w:p>
     <w:tbl>
@@ -23484,6 +23484,98 @@
                 <w:color w:val="1C3A36"/>
                 <w:sz w:val="14"/>
               </w:rPr>
+              <w:t>0</w:t>
+            </w:r>
+          </w:p>
+        </w:tc>
+        <w:tc>
+          <w:tcPr>
+            <w:tcW w:type="dxa" w:w="1224"/>
+          </w:tcPr>
+          <w:p>
+            <w:pPr>
+              <w:spacing w:after="20"/>
+              <w:jc w:val="left"/>
+            </w:pPr>
+            <w:r>
+              <w:rPr>
+                <w:color w:val="1C3A36"/>
+                <w:sz w:val="14"/>
+              </w:rPr>
+              <w:t>ratio</w:t>
+            </w:r>
+          </w:p>
+        </w:tc>
+        <w:tc>
+          <w:tcPr>
+            <w:tcW w:type="dxa" w:w="1152"/>
+          </w:tcPr>
+          <w:p>
+            <w:pPr>
+              <w:spacing w:after="20"/>
+              <w:jc w:val="left"/>
+            </w:pPr>
+            <w:r>
+              <w:rPr>
+                <w:color w:val="1C3A36"/>
+                <w:sz w:val="14"/>
+              </w:rPr>
+              <w:t>2026-08-01</w:t>
+            </w:r>
+          </w:p>
+        </w:tc>
+        <w:tc>
+          <w:tcPr>
+            <w:tcW w:type="dxa" w:w="7344"/>
+          </w:tcPr>
+          <w:p>
+            <w:pPr>
+              <w:spacing w:after="20"/>
+              <w:jc w:val="left"/>
+            </w:pPr>
+            <w:r>
+              <w:rPr>
+                <w:color w:val="1C3A36"/>
+                <w:sz w:val="14"/>
+              </w:rPr>
+              <w:t>Ministerial Decision 340 of 2026, effective 1 August 2026, cancelling Decisions 190, 203 and 258 of 2026 and ending the 10% ad valorem export levy on nitrogen fertilisers. The Egyptian Customs Authority issued Circular 46 of 2026 to govern shipments whose declarations were opened before the levy ceased, which is the administrative trace a cancellation leaves and a rumour does not. This study strikes on 3 September 2026, so the rate in force at the strike is nil. The superseded chain is registered below with its own dates, because a duty that existed for three months is a fact about this year and the alternatives grid prices its return</w:t>
+            </w:r>
+          </w:p>
+        </w:tc>
+      </w:tr>
+      <w:tr>
+        <w:tc>
+          <w:tcPr>
+            <w:tcW w:type="dxa" w:w="2448"/>
+          </w:tcPr>
+          <w:p>
+            <w:pPr>
+              <w:spacing w:after="20"/>
+              <w:jc w:val="left"/>
+            </w:pPr>
+            <w:r>
+              <w:rPr>
+                <w:color w:val="1C3A36"/>
+                <w:sz w:val="14"/>
+              </w:rPr>
+              <w:t>export_duty_2026_superseded</w:t>
+            </w:r>
+          </w:p>
+        </w:tc>
+        <w:tc>
+          <w:tcPr>
+            <w:tcW w:type="dxa" w:w="1944"/>
+          </w:tcPr>
+          <w:p>
+            <w:pPr>
+              <w:spacing w:after="20"/>
+              <w:jc w:val="left"/>
+            </w:pPr>
+            <w:r>
+              <w:rPr>
+                <w:color w:val="1C3A36"/>
+                <w:sz w:val="14"/>
+              </w:rPr>
               <w:t>0.1</w:t>
             </w:r>
           </w:p>
@@ -23538,7 +23630,7 @@
                 <w:color w:val="1C3A36"/>
                 <w:sz w:val="14"/>
               </w:rPr>
-              <w:t>Decree No. 258 of 2026 of the Minister of Investment and Foreign Trade, published in the Official Gazette on 25 June 2026 — 10% ad valorem on the FOB invoice value of nitrogen fertiliser exports, the invoice certified by the Chamber of Chemical Industries. It replaced a temporary US$90/t duty imposed in May 2026 for three months; the 10% carries no stated expiry. Pure ammonium nitrate above 34.2% nitrogen and free zone shipments are exempt — urea is neither. Read from two independent reports of the instrument rather than the Gazette text, which is the remaining gap in this citation</w:t>
+              <w:t>Decree No. 258 of 2026 of the Minister of Investment and Foreign Trade, published in the Official Gazette on 25 June 2026 — 10% ad valorem on the FOB invoice value of nitrogen fertiliser exports, the invoice certified by the Chamber of Chemical Industries. It replaced a temporary US$90/t duty imposed in May 2026 for three months and was itself cancelled by Decision 340 of 2026 with effect from 1 August 2026. Pure ammonium nitrate above 34.2% nitrogen and free zone shipments were exempt — urea was neither. Retained as the alternative this study prices, not as the rate it charges</w:t>
             </w:r>
           </w:p>
         </w:tc>
